--- a/Отчет по лабораторной работе номер 2.docx
+++ b/Отчет по лабораторной работе номер 2.docx
@@ -5038,15 +5038,39 @@
         <w:tabs>
           <w:tab w:val="left" w:pos="2329"/>
         </w:tabs>
-        <w:rPr>
-          <w:lang w:val="en-US"/>
-        </w:rPr>
-      </w:pPr>
-      <w:r>
-        <w:rPr>
-          <w:lang w:val="en-US"/>
-        </w:rPr>
-        <w:t>Q l D w</w:t>
+      </w:pPr>
+      <w:r>
+        <w:rPr>
+          <w:lang w:val="en-US"/>
+        </w:rPr>
+        <w:t>Q</w:t>
+      </w:r>
+      <w:r>
+        <w:t xml:space="preserve"> </w:t>
+      </w:r>
+      <w:r>
+        <w:rPr>
+          <w:lang w:val="en-US"/>
+        </w:rPr>
+        <w:t>l</w:t>
+      </w:r>
+      <w:r>
+        <w:t xml:space="preserve"> </w:t>
+      </w:r>
+      <w:r>
+        <w:rPr>
+          <w:lang w:val="en-US"/>
+        </w:rPr>
+        <w:t>D</w:t>
+      </w:r>
+      <w:r>
+        <w:t xml:space="preserve"> </w:t>
+      </w:r>
+      <w:r>
+        <w:rPr>
+          <w:lang w:val="en-US"/>
+        </w:rPr>
+        <w:t>w</w:t>
       </w:r>
     </w:p>
     <w:p>
@@ -5055,16 +5079,40 @@
         <w:tabs>
           <w:tab w:val="left" w:pos="2329"/>
         </w:tabs>
-        <w:rPr>
-          <w:lang w:val="en-US"/>
-        </w:rPr>
       </w:pPr>
       <w:r>
         <w:rPr>
           <w:lang w:val="en-US"/>
         </w:rPr>
         <w:lastRenderedPageBreak/>
-        <w:t>R n F v</w:t>
+        <w:t>R</w:t>
+      </w:r>
+      <w:r>
+        <w:t xml:space="preserve"> </w:t>
+      </w:r>
+      <w:r>
+        <w:rPr>
+          <w:lang w:val="en-US"/>
+        </w:rPr>
+        <w:t>n</w:t>
+      </w:r>
+      <w:r>
+        <w:t xml:space="preserve"> </w:t>
+      </w:r>
+      <w:r>
+        <w:rPr>
+          <w:lang w:val="en-US"/>
+        </w:rPr>
+        <w:t>F</w:t>
+      </w:r>
+      <w:r>
+        <w:t xml:space="preserve"> </w:t>
+      </w:r>
+      <w:r>
+        <w:rPr>
+          <w:lang w:val="en-US"/>
+        </w:rPr>
+        <w:t>v</w:t>
       </w:r>
     </w:p>
     <w:p>
@@ -5633,15 +5681,39 @@
         <w:tabs>
           <w:tab w:val="left" w:pos="2329"/>
         </w:tabs>
-        <w:rPr>
-          <w:lang w:val="en-US"/>
-        </w:rPr>
-      </w:pPr>
-      <w:r>
-        <w:rPr>
-          <w:lang w:val="en-US"/>
-        </w:rPr>
-        <w:t>A b b D</w:t>
+      </w:pPr>
+      <w:r>
+        <w:rPr>
+          <w:lang w:val="en-US"/>
+        </w:rPr>
+        <w:t>A</w:t>
+      </w:r>
+      <w:r>
+        <w:t xml:space="preserve"> </w:t>
+      </w:r>
+      <w:r>
+        <w:rPr>
+          <w:lang w:val="en-US"/>
+        </w:rPr>
+        <w:t>b</w:t>
+      </w:r>
+      <w:r>
+        <w:t xml:space="preserve"> </w:t>
+      </w:r>
+      <w:r>
+        <w:rPr>
+          <w:lang w:val="en-US"/>
+        </w:rPr>
+        <w:t>b</w:t>
+      </w:r>
+      <w:r>
+        <w:t xml:space="preserve"> </w:t>
+      </w:r>
+      <w:r>
+        <w:rPr>
+          <w:lang w:val="en-US"/>
+        </w:rPr>
+        <w:t>D</w:t>
       </w:r>
     </w:p>
     <w:p>
@@ -5738,6 +5810,241 @@
           <w:lang w:val="en-US"/>
         </w:rPr>
         <w:t>a B B d</w:t>
+      </w:r>
+    </w:p>
+    <w:p>
+      <w:pPr>
+        <w:pStyle w:val="a6"/>
+        <w:numPr>
+          <w:ilvl w:val="0"/>
+          <w:numId w:val="5"/>
+        </w:numPr>
+        <w:tabs>
+          <w:tab w:val="left" w:pos="2329"/>
+        </w:tabs>
+      </w:pPr>
+      <w:r>
+        <w:t>Введем матрицу 3 на 3 с одними гласными с буквами разных регистров с повторяющимися буквами</w:t>
+      </w:r>
+    </w:p>
+    <w:p>
+      <w:pPr>
+        <w:pStyle w:val="a6"/>
+        <w:tabs>
+          <w:tab w:val="left" w:pos="2329"/>
+        </w:tabs>
+      </w:pPr>
+      <w:r>
+        <w:t>Ввод</w:t>
+      </w:r>
+    </w:p>
+    <w:p>
+      <w:pPr>
+        <w:pStyle w:val="a6"/>
+        <w:tabs>
+          <w:tab w:val="left" w:pos="2329"/>
+        </w:tabs>
+      </w:pPr>
+      <w:r>
+        <w:t>3</w:t>
+      </w:r>
+    </w:p>
+    <w:p>
+      <w:pPr>
+        <w:pStyle w:val="a6"/>
+        <w:tabs>
+          <w:tab w:val="left" w:pos="2329"/>
+        </w:tabs>
+        <w:rPr>
+          <w:lang w:val="en-US"/>
+        </w:rPr>
+      </w:pPr>
+      <w:r>
+        <w:rPr>
+          <w:lang w:val="en-US"/>
+        </w:rPr>
+        <w:t>E o a</w:t>
+      </w:r>
+    </w:p>
+    <w:p>
+      <w:pPr>
+        <w:pStyle w:val="a6"/>
+        <w:tabs>
+          <w:tab w:val="left" w:pos="2329"/>
+        </w:tabs>
+        <w:rPr>
+          <w:lang w:val="en-US"/>
+        </w:rPr>
+      </w:pPr>
+      <w:r>
+        <w:rPr>
+          <w:lang w:val="en-US"/>
+        </w:rPr>
+        <w:t>e O a</w:t>
+      </w:r>
+    </w:p>
+    <w:p>
+      <w:pPr>
+        <w:pStyle w:val="a6"/>
+        <w:tabs>
+          <w:tab w:val="left" w:pos="2329"/>
+        </w:tabs>
+        <w:rPr>
+          <w:lang w:val="en-US"/>
+        </w:rPr>
+      </w:pPr>
+      <w:r>
+        <w:rPr>
+          <w:lang w:val="en-US"/>
+        </w:rPr>
+        <w:t>e o A</w:t>
+      </w:r>
+    </w:p>
+    <w:p>
+      <w:pPr>
+        <w:pStyle w:val="a6"/>
+        <w:tabs>
+          <w:tab w:val="left" w:pos="2329"/>
+        </w:tabs>
+      </w:pPr>
+      <w:r>
+        <w:t>Вывод</w:t>
+      </w:r>
+    </w:p>
+    <w:p>
+      <w:pPr>
+        <w:pStyle w:val="a6"/>
+        <w:tabs>
+          <w:tab w:val="left" w:pos="2329"/>
+        </w:tabs>
+        <w:rPr>
+          <w:lang w:val="en-US"/>
+        </w:rPr>
+      </w:pPr>
+      <w:r>
+        <w:rPr>
+          <w:lang w:val="en-US"/>
+        </w:rPr>
+        <w:t xml:space="preserve"> a E o</w:t>
+      </w:r>
+    </w:p>
+    <w:p>
+      <w:pPr>
+        <w:pStyle w:val="a6"/>
+        <w:tabs>
+          <w:tab w:val="left" w:pos="2329"/>
+        </w:tabs>
+        <w:rPr>
+          <w:lang w:val="en-US"/>
+        </w:rPr>
+      </w:pPr>
+      <w:r>
+        <w:rPr>
+          <w:lang w:val="en-US"/>
+        </w:rPr>
+        <w:t>a e O</w:t>
+      </w:r>
+    </w:p>
+    <w:p>
+      <w:pPr>
+        <w:pStyle w:val="a6"/>
+        <w:tabs>
+          <w:tab w:val="left" w:pos="2329"/>
+        </w:tabs>
+        <w:rPr>
+          <w:lang w:val="en-US"/>
+        </w:rPr>
+      </w:pPr>
+      <w:r>
+        <w:rPr>
+          <w:lang w:val="en-US"/>
+        </w:rPr>
+        <w:t>A e o</w:t>
+      </w:r>
+    </w:p>
+    <w:p>
+      <w:pPr>
+        <w:pStyle w:val="a6"/>
+        <w:tabs>
+          <w:tab w:val="left" w:pos="2329"/>
+        </w:tabs>
+        <w:rPr>
+          <w:lang w:val="en-US"/>
+        </w:rPr>
+      </w:pPr>
+      <w:r>
+        <w:rPr>
+          <w:lang w:val="en-US"/>
+        </w:rPr>
+        <w:t xml:space="preserve">a </w:t>
+      </w:r>
+    </w:p>
+    <w:p>
+      <w:pPr>
+        <w:pStyle w:val="a6"/>
+        <w:tabs>
+          <w:tab w:val="left" w:pos="2329"/>
+        </w:tabs>
+        <w:rPr>
+          <w:lang w:val="en-US"/>
+        </w:rPr>
+      </w:pPr>
+      <w:r>
+        <w:rPr>
+          <w:lang w:val="en-US"/>
+        </w:rPr>
+        <w:t>e</w:t>
+      </w:r>
+    </w:p>
+    <w:p>
+      <w:pPr>
+        <w:pStyle w:val="a6"/>
+        <w:tabs>
+          <w:tab w:val="left" w:pos="2329"/>
+        </w:tabs>
+        <w:rPr>
+          <w:lang w:val="en-US"/>
+        </w:rPr>
+      </w:pPr>
+      <w:r>
+        <w:rPr>
+          <w:lang w:val="en-US"/>
+        </w:rPr>
+        <w:t>o</w:t>
+      </w:r>
+    </w:p>
+    <w:p>
+      <w:pPr>
+        <w:pStyle w:val="a6"/>
+        <w:tabs>
+          <w:tab w:val="left" w:pos="2329"/>
+        </w:tabs>
+        <w:rPr>
+          <w:lang w:val="en-US"/>
+        </w:rPr>
+      </w:pPr>
+      <w:r>
+        <w:rPr>
+          <w:lang w:val="en-US"/>
+        </w:rPr>
+        <w:t>O e e o A a a o E</w:t>
+      </w:r>
+    </w:p>
+    <w:p>
+      <w:pPr>
+        <w:pStyle w:val="a6"/>
+        <w:tabs>
+          <w:tab w:val="left" w:pos="2329"/>
+        </w:tabs>
+        <w:rPr>
+          <w:lang w:val="en-US"/>
+        </w:rPr>
+      </w:pPr>
+      <w:r>
+        <w:rPr>
+          <w:lang w:val="en-US"/>
+        </w:rPr>
+        <w:t>e O A E o A E O a</w:t>
       </w:r>
       <w:bookmarkStart w:id="0" w:name="_GoBack"/>
       <w:bookmarkEnd w:id="0"/>
